--- a/static/downloads/en/docx/layer-1/membership-agreement.docx
+++ b/static/downloads/en/docx/layer-1/membership-agreement.docx
@@ -87,7 +87,7 @@
         <w:t xml:space="preserve"> </w:t>
       </w:r>
       <w:r>
-        <w:t xml:space="preserve">2026-04-28</w:t>
+        <w:t xml:space="preserve">2026-04-29</w:t>
       </w:r>
     </w:p>
     <w:p>

--- a/static/downloads/en/docx/layer-1/membership-agreement.docx
+++ b/static/downloads/en/docx/layer-1/membership-agreement.docx
@@ -87,7 +87,7 @@
         <w:t xml:space="preserve"> </w:t>
       </w:r>
       <w:r>
-        <w:t xml:space="preserve">2026-06-26</w:t>
+        <w:t xml:space="preserve">2026-07-07</w:t>
       </w:r>
     </w:p>
     <w:p>
@@ -252,10 +252,10 @@
     </w:p>
     <w:p>
       <w:pPr>
-        <w:pStyle w:val="BlockText"/>
-      </w:pPr>
-      <w:r>
-        <w:t xml:space="preserve">Signed (or explicitly acknowledged) by every member at the time of admission. Defines the rights and obligations of each membership state.</w:t>
+        <w:pStyle w:val="FirstParagraph"/>
+      </w:pPr>
+      <w:r>
+        <w:t xml:space="preserve">&gt; Signed (or explicitly acknowledged) by every member at the time of admission. Defines the rights and obligations of each membership state.</w:t>
       </w:r>
     </w:p>
     <w:p>
@@ -329,8 +329,14 @@
     </w:p>
     <w:p>
       <w:pPr>
-        <w:pStyle w:val="BlockText"/>
-      </w:pPr>
+        <w:pStyle w:val="BodyText"/>
+      </w:pPr>
+      <w:r>
+        <w:t xml:space="preserve">&gt;</w:t>
+      </w:r>
+      <w:r>
+        <w:t xml:space="preserve"> </w:t>
+      </w:r>
       <w:r>
         <w:rPr>
           <w:b/>
@@ -338,19 +344,29 @@
         </w:rPr>
         <w:t xml:space="preserve">Rationale — Why declare state at signing</w:t>
       </w:r>
-    </w:p>
-    <w:p>
-      <w:pPr>
-        <w:pStyle w:val="BlockText"/>
-      </w:pPr>
-      <w:r>
-        <w:t xml:space="preserve">Membership is not a single binary. A person joining must know exactly which state they are entering — Trial or Full — because the state determines what they can do and what is expected of them. Naming it at the moment of consent prevents ambiguity later about what they actually signed up for.</w:t>
-      </w:r>
-    </w:p>
-    <w:p>
-      <w:pPr>
-        <w:pStyle w:val="BlockText"/>
-      </w:pPr>
+      <w:r>
+        <w:t xml:space="preserve"> </w:t>
+      </w:r>
+      <w:r>
+        <w:t xml:space="preserve">&gt;</w:t>
+      </w:r>
+      <w:r>
+        <w:t xml:space="preserve"> </w:t>
+      </w:r>
+      <w:r>
+        <w:t xml:space="preserve">&gt; Membership is not a single binary. A person joining must know exactly which state they are entering — Trial or Full — because the state determines what they can do and what is expected of them. Naming it at the moment of consent prevents ambiguity later about what they actually signed up for.</w:t>
+      </w:r>
+    </w:p>
+    <w:p>
+      <w:pPr>
+        <w:pStyle w:val="BodyText"/>
+      </w:pPr>
+      <w:r>
+        <w:t xml:space="preserve">&gt;</w:t>
+      </w:r>
+      <w:r>
+        <w:t xml:space="preserve"> </w:t>
+      </w:r>
       <w:r>
         <w:rPr>
           <w:b/>
@@ -358,18 +374,22 @@
         </w:rPr>
         <w:t xml:space="preserve">Instructions — How to fill this in</w:t>
       </w:r>
-    </w:p>
-    <w:p>
-      <w:pPr>
-        <w:pStyle w:val="BlockText"/>
-      </w:pPr>
-      <w:r>
-        <w:t xml:space="preserve">State which membership state(s) a new member enters at signing (e.g. Trial Member, Full Member, or any custom state defined in your Membership State Registry).</w:t>
-      </w:r>
-    </w:p>
-    <w:p>
-      <w:pPr>
-        <w:pStyle w:val="FirstParagraph"/>
+      <w:r>
+        <w:t xml:space="preserve"> </w:t>
+      </w:r>
+      <w:r>
+        <w:t xml:space="preserve">&gt;</w:t>
+      </w:r>
+      <w:r>
+        <w:t xml:space="preserve"> </w:t>
+      </w:r>
+      <w:r>
+        <w:t xml:space="preserve">&gt; State which membership state(s) a new member enters at signing (e.g. Trial Member, Full Member, or any custom state defined in your Membership State Registry).</w:t>
+      </w:r>
+    </w:p>
+    <w:p>
+      <w:pPr>
+        <w:pStyle w:val="BodyText"/>
       </w:pPr>
       <w:r>
         <w:rPr>
@@ -468,8 +488,14 @@
     </w:p>
     <w:p>
       <w:pPr>
-        <w:pStyle w:val="BlockText"/>
-      </w:pPr>
+        <w:pStyle w:val="BodyText"/>
+      </w:pPr>
+      <w:r>
+        <w:t xml:space="preserve">&gt;</w:t>
+      </w:r>
+      <w:r>
+        <w:t xml:space="preserve"> </w:t>
+      </w:r>
       <w:r>
         <w:rPr>
           <w:b/>
@@ -477,19 +503,29 @@
         </w:rPr>
         <w:t xml:space="preserve">Rationale — Why enumerate rights explicitly</w:t>
       </w:r>
-    </w:p>
-    <w:p>
-      <w:pPr>
-        <w:pStyle w:val="BlockText"/>
-      </w:pPr>
-      <w:r>
-        <w:t xml:space="preserve">Rights that are not written down are rights that can be quietly withdrawn. Enumerating them makes the community’s commitments legible, enforceable, and symmetrical with the obligations members are asked to carry. Without this list, obligations become open-ended demands with no reciprocal protection.</w:t>
-      </w:r>
-    </w:p>
-    <w:p>
-      <w:pPr>
-        <w:pStyle w:val="BlockText"/>
-      </w:pPr>
+      <w:r>
+        <w:t xml:space="preserve"> </w:t>
+      </w:r>
+      <w:r>
+        <w:t xml:space="preserve">&gt;</w:t>
+      </w:r>
+      <w:r>
+        <w:t xml:space="preserve"> </w:t>
+      </w:r>
+      <w:r>
+        <w:t xml:space="preserve">&gt; Rights that are not written down are rights that can be quietly withdrawn. Enumerating them makes the community’s commitments legible, enforceable, and symmetrical with the obligations members are asked to carry. Without this list, obligations become open-ended demands with no reciprocal protection.</w:t>
+      </w:r>
+    </w:p>
+    <w:p>
+      <w:pPr>
+        <w:pStyle w:val="BodyText"/>
+      </w:pPr>
+      <w:r>
+        <w:t xml:space="preserve">&gt;</w:t>
+      </w:r>
+      <w:r>
+        <w:t xml:space="preserve"> </w:t>
+      </w:r>
       <w:r>
         <w:rPr>
           <w:b/>
@@ -497,13 +533,17 @@
         </w:rPr>
         <w:t xml:space="preserve">Instructions — How to fill this in</w:t>
       </w:r>
-    </w:p>
-    <w:p>
-      <w:pPr>
-        <w:pStyle w:val="BlockText"/>
-      </w:pPr>
-      <w:r>
-        <w:t xml:space="preserve">List concrete rights granted to each membership state. Reference the Decision Matrix (Layer 2) for voting rights, the Role Registry (Layer 5) for role eligibility, and Layer 4 for due-process guarantees.</w:t>
+      <w:r>
+        <w:t xml:space="preserve"> </w:t>
+      </w:r>
+      <w:r>
+        <w:t xml:space="preserve">&gt;</w:t>
+      </w:r>
+      <w:r>
+        <w:t xml:space="preserve"> </w:t>
+      </w:r>
+      <w:r>
+        <w:t xml:space="preserve">&gt; List concrete rights granted to each membership state. Reference the Decision Matrix (Layer 2) for voting rights, the Role Registry (Layer 5) for role eligibility, and Layer 4 for due-process guarantees.</w:t>
       </w:r>
     </w:p>
     <w:p>
@@ -723,8 +763,14 @@
     </w:p>
     <w:p>
       <w:pPr>
-        <w:pStyle w:val="BlockText"/>
-      </w:pPr>
+        <w:pStyle w:val="BodyText"/>
+      </w:pPr>
+      <w:r>
+        <w:t xml:space="preserve">&gt;</w:t>
+      </w:r>
+      <w:r>
+        <w:t xml:space="preserve"> </w:t>
+      </w:r>
       <w:r>
         <w:rPr>
           <w:b/>
@@ -732,13 +778,17 @@
         </w:rPr>
         <w:t xml:space="preserve">Rationale — Why bound obligations tightly</w:t>
       </w:r>
-    </w:p>
-    <w:p>
-      <w:pPr>
-        <w:pStyle w:val="BlockText"/>
-      </w:pPr>
-      <w:r>
-        <w:t xml:space="preserve">Open-ended obligations are how communities slide into exploitation —</w:t>
+      <w:r>
+        <w:t xml:space="preserve"> </w:t>
+      </w:r>
+      <w:r>
+        <w:t xml:space="preserve">&gt;</w:t>
+      </w:r>
+      <w:r>
+        <w:t xml:space="preserve"> </w:t>
+      </w:r>
+      <w:r>
+        <w:t xml:space="preserve">&gt; Open-ended obligations are how communities slide into exploitation —</w:t>
       </w:r>
       <w:r>
         <w:t xml:space="preserve"> </w:t>
@@ -767,8 +817,14 @@
     </w:p>
     <w:p>
       <w:pPr>
-        <w:pStyle w:val="BlockText"/>
-      </w:pPr>
+        <w:pStyle w:val="BodyText"/>
+      </w:pPr>
+      <w:r>
+        <w:t xml:space="preserve">&gt;</w:t>
+      </w:r>
+      <w:r>
+        <w:t xml:space="preserve"> </w:t>
+      </w:r>
       <w:r>
         <w:rPr>
           <w:b/>
@@ -776,13 +832,17 @@
         </w:rPr>
         <w:t xml:space="preserve">Instructions — How to fill this in</w:t>
       </w:r>
-    </w:p>
-    <w:p>
-      <w:pPr>
-        <w:pStyle w:val="BlockText"/>
-      </w:pPr>
-      <w:r>
-        <w:t xml:space="preserve">List concrete, bounded obligations. Each obligation must be testable: a member must be able to know whether they are meeting it. Avoid vague duties.</w:t>
+      <w:r>
+        <w:t xml:space="preserve"> </w:t>
+      </w:r>
+      <w:r>
+        <w:t xml:space="preserve">&gt;</w:t>
+      </w:r>
+      <w:r>
+        <w:t xml:space="preserve"> </w:t>
+      </w:r>
+      <w:r>
+        <w:t xml:space="preserve">&gt; List concrete, bounded obligations. Each obligation must be testable: a member must be able to know whether they are meeting it. Avoid vague duties.</w:t>
       </w:r>
     </w:p>
     <w:p>
@@ -1010,8 +1070,14 @@
     </w:p>
     <w:p>
       <w:pPr>
-        <w:pStyle w:val="BlockText"/>
-      </w:pPr>
+        <w:pStyle w:val="BodyText"/>
+      </w:pPr>
+      <w:r>
+        <w:t xml:space="preserve">&gt;</w:t>
+      </w:r>
+      <w:r>
+        <w:t xml:space="preserve"> </w:t>
+      </w:r>
       <w:r>
         <w:rPr>
           <w:b/>
@@ -1019,11 +1085,21 @@
         </w:rPr>
         <w:t xml:space="preserve">Rationale — Why define participation in numbers</w:t>
       </w:r>
-    </w:p>
-    <w:p>
-      <w:pPr>
-        <w:pStyle w:val="BlockText"/>
-      </w:pPr>
+      <w:r>
+        <w:t xml:space="preserve"> </w:t>
+      </w:r>
+      <w:r>
+        <w:t xml:space="preserve">&gt;</w:t>
+      </w:r>
+      <w:r>
+        <w:t xml:space="preserve"> </w:t>
+      </w:r>
+      <w:r>
+        <w:t xml:space="preserve">&gt;</w:t>
+      </w:r>
+      <w:r>
+        <w:t xml:space="preserve"> </w:t>
+      </w:r>
       <w:r>
         <w:t xml:space="preserve">“Active member”</w:t>
       </w:r>
@@ -1036,8 +1112,14 @@
     </w:p>
     <w:p>
       <w:pPr>
-        <w:pStyle w:val="BlockText"/>
-      </w:pPr>
+        <w:pStyle w:val="BodyText"/>
+      </w:pPr>
+      <w:r>
+        <w:t xml:space="preserve">&gt;</w:t>
+      </w:r>
+      <w:r>
+        <w:t xml:space="preserve"> </w:t>
+      </w:r>
       <w:r>
         <w:rPr>
           <w:b/>
@@ -1045,13 +1127,17 @@
         </w:rPr>
         <w:t xml:space="preserve">Instructions — How to fill this in</w:t>
       </w:r>
-    </w:p>
-    <w:p>
-      <w:pPr>
-        <w:pStyle w:val="BlockText"/>
-      </w:pPr>
-      <w:r>
-        <w:t xml:space="preserve">State a measurable minimum (frequency × category), substitution and absence rules, and the trigger that moves a non-participating member into a Layer 4 process.</w:t>
+      <w:r>
+        <w:t xml:space="preserve"> </w:t>
+      </w:r>
+      <w:r>
+        <w:t xml:space="preserve">&gt;</w:t>
+      </w:r>
+      <w:r>
+        <w:t xml:space="preserve"> </w:t>
+      </w:r>
+      <w:r>
+        <w:t xml:space="preserve">&gt; State a measurable minimum (frequency × category), substitution and absence rules, and the trigger that moves a non-participating member into a Layer 4 process.</w:t>
       </w:r>
     </w:p>
     <w:p>
@@ -1196,8 +1282,14 @@
     </w:p>
     <w:p>
       <w:pPr>
-        <w:pStyle w:val="BlockText"/>
-      </w:pPr>
+        <w:pStyle w:val="FirstParagraph"/>
+      </w:pPr>
+      <w:r>
+        <w:t xml:space="preserve">&gt;</w:t>
+      </w:r>
+      <w:r>
+        <w:t xml:space="preserve"> </w:t>
+      </w:r>
       <w:r>
         <w:rPr>
           <w:b/>
@@ -1205,19 +1297,29 @@
         </w:rPr>
         <w:t xml:space="preserve">Rationale — Why re-state due process here</w:t>
       </w:r>
-    </w:p>
-    <w:p>
-      <w:pPr>
-        <w:pStyle w:val="BlockText"/>
-      </w:pPr>
-      <w:r>
-        <w:t xml:space="preserve">The Membership Agreement is the one document every member actually reads and consents to. Naming due process here — not only in Layer 4 — guarantees that no member can be removed or restricted under a rule they were not shown when they joined. It closes the gap between what the community promises and what it can do.</w:t>
-      </w:r>
-    </w:p>
-    <w:p>
-      <w:pPr>
-        <w:pStyle w:val="BlockText"/>
-      </w:pPr>
+      <w:r>
+        <w:t xml:space="preserve"> </w:t>
+      </w:r>
+      <w:r>
+        <w:t xml:space="preserve">&gt;</w:t>
+      </w:r>
+      <w:r>
+        <w:t xml:space="preserve"> </w:t>
+      </w:r>
+      <w:r>
+        <w:t xml:space="preserve">&gt; The Membership Agreement is the one document every member actually reads and consents to. Naming due process here — not only in Layer 4 — guarantees that no member can be removed or restricted under a rule they were not shown when they joined. It closes the gap between what the community promises and what it can do.</w:t>
+      </w:r>
+    </w:p>
+    <w:p>
+      <w:pPr>
+        <w:pStyle w:val="BodyText"/>
+      </w:pPr>
+      <w:r>
+        <w:t xml:space="preserve">&gt;</w:t>
+      </w:r>
+      <w:r>
+        <w:t xml:space="preserve"> </w:t>
+      </w:r>
       <w:r>
         <w:rPr>
           <w:b/>
@@ -1225,18 +1327,22 @@
         </w:rPr>
         <w:t xml:space="preserve">Instructions — How to fill this in</w:t>
       </w:r>
-    </w:p>
-    <w:p>
-      <w:pPr>
-        <w:pStyle w:val="BlockText"/>
-      </w:pPr>
-      <w:r>
-        <w:t xml:space="preserve">Reference the Conflict Resolution Ladder (Layer 4) and the Exit &amp; Separation Protocol so that any member reading the Membership Agreement knows where the procedural protections live.</w:t>
-      </w:r>
-    </w:p>
-    <w:p>
-      <w:pPr>
-        <w:pStyle w:val="FirstParagraph"/>
+      <w:r>
+        <w:t xml:space="preserve"> </w:t>
+      </w:r>
+      <w:r>
+        <w:t xml:space="preserve">&gt;</w:t>
+      </w:r>
+      <w:r>
+        <w:t xml:space="preserve"> </w:t>
+      </w:r>
+      <w:r>
+        <w:t xml:space="preserve">&gt; Reference the Conflict Resolution Ladder (Layer 4) and the Exit &amp; Separation Protocol so that any member reading the Membership Agreement knows where the procedural protections live.</w:t>
+      </w:r>
+    </w:p>
+    <w:p>
+      <w:pPr>
+        <w:pStyle w:val="BodyText"/>
       </w:pPr>
       <w:r>
         <w:t xml:space="preserve">Any forced exit, suspension, or access restriction follows Layer 4 due process and the Exit &amp; Separation Protocol.</w:t>
@@ -1254,8 +1360,14 @@
     </w:p>
     <w:p>
       <w:pPr>
-        <w:pStyle w:val="BlockText"/>
-      </w:pPr>
+        <w:pStyle w:val="FirstParagraph"/>
+      </w:pPr>
+      <w:r>
+        <w:t xml:space="preserve">&gt;</w:t>
+      </w:r>
+      <w:r>
+        <w:t xml:space="preserve"> </w:t>
+      </w:r>
       <w:r>
         <w:rPr>
           <w:b/>
@@ -1263,19 +1375,29 @@
         </w:rPr>
         <w:t xml:space="preserve">Rationale — Why require explicit consent</w:t>
       </w:r>
-    </w:p>
-    <w:p>
-      <w:pPr>
-        <w:pStyle w:val="BlockText"/>
-      </w:pPr>
-      <w:r>
-        <w:t xml:space="preserve">Consent that is assumed is consent that can be denied later. Requiring an explicit act — signing, clicking, acknowledging — at a known moment binds the member to the specific artifact versions in force that day, and gives the community a defensible record that the agreement was entered freely and knowingly.</w:t>
-      </w:r>
-    </w:p>
-    <w:p>
-      <w:pPr>
-        <w:pStyle w:val="BlockText"/>
-      </w:pPr>
+      <w:r>
+        <w:t xml:space="preserve"> </w:t>
+      </w:r>
+      <w:r>
+        <w:t xml:space="preserve">&gt;</w:t>
+      </w:r>
+      <w:r>
+        <w:t xml:space="preserve"> </w:t>
+      </w:r>
+      <w:r>
+        <w:t xml:space="preserve">&gt; Consent that is assumed is consent that can be denied later. Requiring an explicit act — signing, clicking, acknowledging — at a known moment binds the member to the specific artifact versions in force that day, and gives the community a defensible record that the agreement was entered freely and knowingly.</w:t>
+      </w:r>
+    </w:p>
+    <w:p>
+      <w:pPr>
+        <w:pStyle w:val="BodyText"/>
+      </w:pPr>
+      <w:r>
+        <w:t xml:space="preserve">&gt;</w:t>
+      </w:r>
+      <w:r>
+        <w:t xml:space="preserve"> </w:t>
+      </w:r>
       <w:r>
         <w:rPr>
           <w:b/>
@@ -1283,18 +1405,22 @@
         </w:rPr>
         <w:t xml:space="preserve">Instructions — How to fill this in</w:t>
       </w:r>
-    </w:p>
-    <w:p>
-      <w:pPr>
-        <w:pStyle w:val="BlockText"/>
-      </w:pPr>
-      <w:r>
-        <w:t xml:space="preserve">Describe the act of consent (signature, in-app acknowledgment, etc.), and what artifact versions the member is consenting to at that moment.</w:t>
-      </w:r>
-    </w:p>
-    <w:p>
-      <w:pPr>
-        <w:pStyle w:val="FirstParagraph"/>
+      <w:r>
+        <w:t xml:space="preserve"> </w:t>
+      </w:r>
+      <w:r>
+        <w:t xml:space="preserve">&gt;</w:t>
+      </w:r>
+      <w:r>
+        <w:t xml:space="preserve"> </w:t>
+      </w:r>
+      <w:r>
+        <w:t xml:space="preserve">&gt; Describe the act of consent (signature, in-app acknowledgment, etc.), and what artifact versions the member is consenting to at that moment.</w:t>
+      </w:r>
+    </w:p>
+    <w:p>
+      <w:pPr>
+        <w:pStyle w:val="BodyText"/>
       </w:pPr>
       <w:r>
         <w:t xml:space="preserve">By entering the community through the defined onboarding process, the member explicitly consents to the terms of this agreement and the Layer 0 artifacts in force at the time of admission.</w:t>
@@ -1335,6 +1461,9 @@
       <w:r>
         <w:t xml:space="preserve"> </w:t>
       </w:r>
+      <w:r>
+        <w:t xml:space="preserve">&lt;YYYY-MM-DD&gt;</w:t>
+      </w:r>
     </w:p>
     <w:p>
       <w:pPr>
@@ -1376,6 +1505,9 @@
       <w:r>
         <w:t xml:space="preserve"> </w:t>
       </w:r>
+      <w:r>
+        <w:t xml:space="preserve">&lt;version&gt;</w:t>
+      </w:r>
     </w:p>
     <w:p>
       <w:pPr>
@@ -1394,6 +1526,9 @@
       </w:r>
       <w:r>
         <w:t xml:space="preserve"> </w:t>
+      </w:r>
+      <w:r>
+        <w:t xml:space="preserve">&lt;link to decision record&gt;</w:t>
       </w:r>
     </w:p>
     <w:bookmarkEnd w:id="24"/>

--- a/static/downloads/en/docx/layer-1/membership-agreement.docx
+++ b/static/downloads/en/docx/layer-1/membership-agreement.docx
@@ -59,7 +59,7 @@
         <w:t xml:space="preserve">RCOS — Regenerative Community Operating System</w:t>
       </w:r>
     </w:p>
-    <w:bookmarkStart w:id="25" w:name="membership-agreement"/>
+    <w:bookmarkStart w:id="27" w:name="membership-agreement"/>
     <w:p>
       <w:pPr>
         <w:pStyle w:val="Heading1"/>
@@ -87,7 +87,7 @@
         <w:t xml:space="preserve"> </w:t>
       </w:r>
       <w:r>
-        <w:t xml:space="preserve">2026-07-07</w:t>
+        <w:t xml:space="preserve">2026-08-31</w:t>
       </w:r>
     </w:p>
     <w:p>
@@ -1271,7 +1271,7 @@
       </w:r>
     </w:p>
     <w:bookmarkEnd w:id="21"/>
-    <w:bookmarkStart w:id="22" w:name="due-process-reference"/>
+    <w:bookmarkStart w:id="23" w:name="due-process-reference"/>
     <w:p>
       <w:pPr>
         <w:pStyle w:val="Heading2"/>
@@ -1283,6 +1283,35 @@
     <w:p>
       <w:pPr>
         <w:pStyle w:val="FirstParagraph"/>
+      </w:pPr>
+      <w:r>
+        <w:rPr>
+          <w:i/>
+          <w:iCs/>
+        </w:rPr>
+        <w:t xml:space="preserve">RCOS clauses:</w:t>
+      </w:r>
+      <w:r>
+        <w:rPr>
+          <w:i/>
+          <w:iCs/>
+        </w:rPr>
+        <w:t xml:space="preserve"> </w:t>
+      </w:r>
+      <w:hyperlink r:id="rId22">
+        <w:r>
+          <w:rPr>
+            <w:rStyle w:val="Hyperlink"/>
+            <w:i/>
+            <w:iCs/>
+          </w:rPr>
+          <w:t xml:space="preserve">3.6.3</w:t>
+        </w:r>
+      </w:hyperlink>
+    </w:p>
+    <w:p>
+      <w:pPr>
+        <w:pStyle w:val="BodyText"/>
       </w:pPr>
       <w:r>
         <w:t xml:space="preserve">&gt;</w:t>
@@ -1348,8 +1377,8 @@
         <w:t xml:space="preserve">Any forced exit, suspension, or access restriction follows Layer 4 due process and the Exit &amp; Separation Protocol.</w:t>
       </w:r>
     </w:p>
-    <w:bookmarkEnd w:id="22"/>
-    <w:bookmarkStart w:id="23" w:name="consent-acknowledgment"/>
+    <w:bookmarkEnd w:id="23"/>
+    <w:bookmarkStart w:id="25" w:name="consent-acknowledgment"/>
     <w:p>
       <w:pPr>
         <w:pStyle w:val="Heading2"/>
@@ -1361,6 +1390,35 @@
     <w:p>
       <w:pPr>
         <w:pStyle w:val="FirstParagraph"/>
+      </w:pPr>
+      <w:r>
+        <w:rPr>
+          <w:i/>
+          <w:iCs/>
+        </w:rPr>
+        <w:t xml:space="preserve">RCOS clauses:</w:t>
+      </w:r>
+      <w:r>
+        <w:rPr>
+          <w:i/>
+          <w:iCs/>
+        </w:rPr>
+        <w:t xml:space="preserve"> </w:t>
+      </w:r>
+      <w:hyperlink r:id="rId24">
+        <w:r>
+          <w:rPr>
+            <w:rStyle w:val="Hyperlink"/>
+            <w:i/>
+            <w:iCs/>
+          </w:rPr>
+          <w:t xml:space="preserve">3.2.2</w:t>
+        </w:r>
+      </w:hyperlink>
+    </w:p>
+    <w:p>
+      <w:pPr>
+        <w:pStyle w:val="BodyText"/>
       </w:pPr>
       <w:r>
         <w:t xml:space="preserve">&gt;</w:t>
@@ -1433,8 +1491,8 @@
         </w:pict>
       </w:r>
     </w:p>
-    <w:bookmarkEnd w:id="23"/>
-    <w:bookmarkStart w:id="24" w:name="ratification-record"/>
+    <w:bookmarkEnd w:id="25"/>
+    <w:bookmarkStart w:id="26" w:name="ratification-record"/>
     <w:p>
       <w:pPr>
         <w:pStyle w:val="Heading2"/>
@@ -1531,8 +1589,8 @@
         <w:t xml:space="preserve">&lt;link to decision record&gt;</w:t>
       </w:r>
     </w:p>
-    <w:bookmarkEnd w:id="24"/>
-    <w:bookmarkEnd w:id="25"/>
+    <w:bookmarkEnd w:id="26"/>
+    <w:bookmarkEnd w:id="27"/>
     <w:sectPr>
       <w:footnotePr>
         <w:numRestart w:val="eachSect"/>
